--- a/downloads/handouts/Unit 02/Handout 02.16 - Three Portfolios and a Shock.docx
+++ b/downloads/handouts/Unit 02/Handout 02.16 - Three Portfolios and a Shock.docx
@@ -2105,8 +2105,11 @@
       </w:r>
     </w:p>
     <w:p>
+      <w:pPr>
+        <w:pStyle w:val="FirstParagraph"/>
+      </w:pPr>
       <w:r>
-        <w:br w:type="page"/>
+        <w:t xml:space="preserve">______________________________________________________________________</w:t>
       </w:r>
     </w:p>
     <w:p>
@@ -2122,8 +2125,11 @@
       </w:r>
     </w:p>
     <w:p>
+      <w:pPr>
+        <w:pStyle w:val="FirstParagraph"/>
+      </w:pPr>
       <w:r>
-        <w:br w:type="page"/>
+        <w:t xml:space="preserve">______________________________________________________________________</w:t>
       </w:r>
     </w:p>
     <w:p>
@@ -2139,13 +2145,19 @@
       </w:r>
     </w:p>
     <w:p>
+      <w:pPr>
+        <w:pStyle w:val="FirstParagraph"/>
+      </w:pPr>
       <w:r>
-        <w:br w:type="page"/>
+        <w:t xml:space="preserve">______________________________________________________________________</w:t>
       </w:r>
     </w:p>
     <w:p>
+      <w:pPr>
+        <w:pStyle w:val="BodyText"/>
+      </w:pPr>
       <w:r>
-        <w:br w:type="page"/>
+        <w:t xml:space="preserve">______________________________________________________________________</w:t>
       </w:r>
     </w:p>
     <w:p>
@@ -2161,8 +2173,11 @@
       </w:r>
     </w:p>
     <w:p>
+      <w:pPr>
+        <w:pStyle w:val="FirstParagraph"/>
+      </w:pPr>
       <w:r>
-        <w:br w:type="page"/>
+        <w:t xml:space="preserve">______________________________________________________________________</w:t>
       </w:r>
     </w:p>
     <w:p>
@@ -2216,8 +2231,11 @@
       </w:r>
     </w:p>
     <w:p>
+      <w:pPr>
+        <w:pStyle w:val="BodyText"/>
+      </w:pPr>
       <w:r>
-        <w:br w:type="page"/>
+        <w:t xml:space="preserve">______________________________________________________________________</w:t>
       </w:r>
     </w:p>
     <w:p>
@@ -2577,7 +2595,7 @@
     <w:sectPr>
       <w:headerReference w:type="default" r:id="rId9"/>
       <w:pgSz w:w="12240" w:h="15840"/>
-      <w:pgMar w:top="1440" w:bottom="1440" w:left="1440" w:right="1440" w:header="504"/>
+      <w:pgMar w:top="1296" w:bottom="1296" w:left="1296" w:right="1296" w:header="504"/>
     </w:sectPr>
   </w:body>
 </w:document>

--- a/downloads/handouts/Unit 02/Handout 02.16 - Three Portfolios and a Shock.docx
+++ b/downloads/handouts/Unit 02/Handout 02.16 - Three Portfolios and a Shock.docx
@@ -6,9 +6,9 @@
       <w:pPr>
         <w:pStyle w:val="Heading1"/>
       </w:pPr>
-      <w:bookmarkStart w:id="20" w:name="X03c31907202d3f5b6b7f987b1d03c8f8871180f"/>
+      <w:bookmarkStart w:id="20" w:name="X311f1c7122252811a91be39fd7daeb235c3252b"/>
       <w:r>
-        <w:t xml:space="preserve">Handout 02.16: Three Portfolios and a Shock</w:t>
+        <w:t xml:space="preserve">Handout 2.16: Three Portfolios and a Shock</w:t>
       </w:r>
       <w:bookmarkEnd w:id="20"/>
     </w:p>

--- a/downloads/handouts/Unit 02/Handout 02.16 - Three Portfolios and a Shock.docx
+++ b/downloads/handouts/Unit 02/Handout 02.16 - Three Portfolios and a Shock.docx
@@ -25,7 +25,7 @@
         <w:pStyle w:val="BodyText"/>
       </w:pPr>
       <w:r>
-        <w:t xml:space="preserve">Three merchants each started with AQ25,000 and spent all of it on Day 1. Then the market had a bad week. Then, in a different world, it had a great week. Your job: find out what happened to each merchant both times.</w:t>
+        <w:t xml:space="preserve">Three investors each had $1,000 in 1882 and bought at the Round 2 prices: RAIL 45, OIL 30, GAS 26, ELEC 25. Whole shares only, so a few dollars stayed in cash. Then the Panic of 1893 hit, the Round 3 prices you lived through two days ago. Then, in Part 2, they held everything to 1901, the Round 4 prices. Your job: find out what happened to each investor both times.</w:t>
       </w:r>
     </w:p>
     <w:p>
@@ -36,22 +36,39 @@
         <w:rPr>
           <w:b/>
         </w:rPr>
-        <w:t xml:space="preserve">Risk levels for this sheet:</w:t>
+        <w:t xml:space="preserve">Risk levels for this sheet</w:t>
       </w:r>
       <w:r>
         <w:t xml:space="preserve"> </w:t>
       </w:r>
       <w:r>
-        <w:t xml:space="preserve">high risk = SPRK and CLDB; medium = WLLW and MDOW; safe = IRON, SEAL, and HNYP.</w:t>
+        <w:t xml:space="preserve">(from the company cards): ELEC high at first; RAIL medium, in a panic high; OIL medium; GAS low; BANK none.</w:t>
       </w:r>
     </w:p>
     <w:p>
       <w:pPr>
+        <w:pStyle w:val="BodyText"/>
+      </w:pPr>
+      <w:r>
+        <w:rPr>
+          <w:b/>
+        </w:rPr>
+        <w:t xml:space="preserve">The bank rule.</w:t>
+      </w:r>
+      <w:r>
+        <w:t xml:space="preserve"> </w:t>
+      </w:r>
+      <w:r>
+        <w:t xml:space="preserve">The bank pays 3 percent of the balance at the start of every round, rounded to the nearest dollar. From 1882 to 1893 it paid once. From 1893 to 1901 it paid once more.</w:t>
+      </w:r>
+    </w:p>
+    <w:p>
+      <w:pPr>
         <w:pStyle w:val="Heading2"/>
       </w:pPr>
-      <w:bookmarkStart w:id="21" w:name="the-three-portfolios-on-day-1"/>
+      <w:bookmarkStart w:id="21" w:name="the-three-portfolios-in-1882"/>
       <w:r>
-        <w:t xml:space="preserve">The three portfolios on Day 1</w:t>
+        <w:t xml:space="preserve">The three portfolios in 1882</w:t>
       </w:r>
       <w:bookmarkEnd w:id="21"/>
     </w:p>
@@ -85,7 +102,7 @@
               <w:jc w:val="left"/>
             </w:pPr>
             <w:r>
-              <w:t xml:space="preserve">Venture</w:t>
+              <w:t xml:space="preserve">Holding</w:t>
             </w:r>
           </w:p>
         </w:tc>
@@ -119,7 +136,7 @@
               <w:jc w:val="left"/>
             </w:pPr>
             <w:r>
-              <w:t xml:space="preserve">Portfolio A (all high risk)</w:t>
+              <w:t xml:space="preserve">Portfolio A (the bet)</w:t>
             </w:r>
           </w:p>
         </w:tc>
@@ -136,7 +153,7 @@
               <w:jc w:val="left"/>
             </w:pPr>
             <w:r>
-              <w:t xml:space="preserve">Portfolio B (all safe)</w:t>
+              <w:t xml:space="preserve">Portfolio B (the vault)</w:t>
             </w:r>
           </w:p>
         </w:tc>
@@ -153,7 +170,7 @@
               <w:jc w:val="left"/>
             </w:pPr>
             <w:r>
-              <w:t xml:space="preserve">Portfolio C (mixed)</w:t>
+              <w:t xml:space="preserve">Portfolio C (the spread)</w:t>
             </w:r>
           </w:p>
         </w:tc>
@@ -166,7 +183,7 @@
               <w:jc w:val="left"/>
             </w:pPr>
             <w:r>
-              <w:t xml:space="preserve">SPRK Sparkstone Mines</w:t>
+              <w:t xml:space="preserve">ELEC at $25</w:t>
             </w:r>
           </w:p>
         </w:tc>
@@ -188,29 +205,29 @@
               <w:jc w:val="left"/>
             </w:pPr>
             <w:r>
-              <w:t xml:space="preserve">AQ12,500</w:t>
-            </w:r>
-          </w:p>
-        </w:tc>
-        <w:tc>
-          <w:p>
-            <w:pPr>
-              <w:pStyle w:val="Compact"/>
-              <w:jc w:val="left"/>
-            </w:pPr>
-            <w:r>
-              <w:t xml:space="preserve">AQ0</w:t>
-            </w:r>
-          </w:p>
-        </w:tc>
-        <w:tc>
-          <w:p>
-            <w:pPr>
-              <w:pStyle w:val="Compact"/>
-              <w:jc w:val="left"/>
-            </w:pPr>
-            <w:r>
-              <w:t xml:space="preserve">AQ5,000</w:t>
+              <w:t xml:space="preserve">20 shares = $500</w:t>
+            </w:r>
+          </w:p>
+        </w:tc>
+        <w:tc>
+          <w:p>
+            <w:pPr>
+              <w:pStyle w:val="Compact"/>
+              <w:jc w:val="left"/>
+            </w:pPr>
+            <w:r>
+              <w:t xml:space="preserve">0</w:t>
+            </w:r>
+          </w:p>
+        </w:tc>
+        <w:tc>
+          <w:p>
+            <w:pPr>
+              <w:pStyle w:val="Compact"/>
+              <w:jc w:val="left"/>
+            </w:pPr>
+            <w:r>
+              <w:t xml:space="preserve">8 shares = $200</w:t>
             </w:r>
           </w:p>
         </w:tc>
@@ -223,51 +240,51 @@
               <w:jc w:val="left"/>
             </w:pPr>
             <w:r>
-              <w:t xml:space="preserve">CLDB Cloudberry Expeditions</w:t>
-            </w:r>
-          </w:p>
-        </w:tc>
-        <w:tc>
-          <w:p>
-            <w:pPr>
-              <w:pStyle w:val="Compact"/>
-              <w:jc w:val="left"/>
-            </w:pPr>
-            <w:r>
-              <w:t xml:space="preserve">high</w:t>
-            </w:r>
-          </w:p>
-        </w:tc>
-        <w:tc>
-          <w:p>
-            <w:pPr>
-              <w:pStyle w:val="Compact"/>
-              <w:jc w:val="left"/>
-            </w:pPr>
-            <w:r>
-              <w:t xml:space="preserve">AQ12,500</w:t>
-            </w:r>
-          </w:p>
-        </w:tc>
-        <w:tc>
-          <w:p>
-            <w:pPr>
-              <w:pStyle w:val="Compact"/>
-              <w:jc w:val="left"/>
-            </w:pPr>
-            <w:r>
-              <w:t xml:space="preserve">AQ0</w:t>
-            </w:r>
-          </w:p>
-        </w:tc>
-        <w:tc>
-          <w:p>
-            <w:pPr>
-              <w:pStyle w:val="Compact"/>
-              <w:jc w:val="left"/>
-            </w:pPr>
-            <w:r>
-              <w:t xml:space="preserve">AQ5,000</w:t>
+              <w:t xml:space="preserve">RAIL at $45</w:t>
+            </w:r>
+          </w:p>
+        </w:tc>
+        <w:tc>
+          <w:p>
+            <w:pPr>
+              <w:pStyle w:val="Compact"/>
+              <w:jc w:val="left"/>
+            </w:pPr>
+            <w:r>
+              <w:t xml:space="preserve">medium; in a panic, high</w:t>
+            </w:r>
+          </w:p>
+        </w:tc>
+        <w:tc>
+          <w:p>
+            <w:pPr>
+              <w:pStyle w:val="Compact"/>
+              <w:jc w:val="left"/>
+            </w:pPr>
+            <w:r>
+              <w:t xml:space="preserve">11 shares = $495</w:t>
+            </w:r>
+          </w:p>
+        </w:tc>
+        <w:tc>
+          <w:p>
+            <w:pPr>
+              <w:pStyle w:val="Compact"/>
+              <w:jc w:val="left"/>
+            </w:pPr>
+            <w:r>
+              <w:t xml:space="preserve">0</w:t>
+            </w:r>
+          </w:p>
+        </w:tc>
+        <w:tc>
+          <w:p>
+            <w:pPr>
+              <w:pStyle w:val="Compact"/>
+              <w:jc w:val="left"/>
+            </w:pPr>
+            <w:r>
+              <w:t xml:space="preserve">4 shares = $180</w:t>
             </w:r>
           </w:p>
         </w:tc>
@@ -280,7 +297,7 @@
               <w:jc w:val="left"/>
             </w:pPr>
             <w:r>
-              <w:t xml:space="preserve">WLLW Willowbrook Grove</w:t>
+              <w:t xml:space="preserve">OIL at $30</w:t>
             </w:r>
           </w:p>
         </w:tc>
@@ -302,29 +319,29 @@
               <w:jc w:val="left"/>
             </w:pPr>
             <w:r>
-              <w:t xml:space="preserve">AQ0</w:t>
-            </w:r>
-          </w:p>
-        </w:tc>
-        <w:tc>
-          <w:p>
-            <w:pPr>
-              <w:pStyle w:val="Compact"/>
-              <w:jc w:val="left"/>
-            </w:pPr>
-            <w:r>
-              <w:t xml:space="preserve">AQ0</w:t>
-            </w:r>
-          </w:p>
-        </w:tc>
-        <w:tc>
-          <w:p>
-            <w:pPr>
-              <w:pStyle w:val="Compact"/>
-              <w:jc w:val="left"/>
-            </w:pPr>
-            <w:r>
-              <w:t xml:space="preserve">AQ5,000</w:t>
+              <w:t xml:space="preserve">0</w:t>
+            </w:r>
+          </w:p>
+        </w:tc>
+        <w:tc>
+          <w:p>
+            <w:pPr>
+              <w:pStyle w:val="Compact"/>
+              <w:jc w:val="left"/>
+            </w:pPr>
+            <w:r>
+              <w:t xml:space="preserve">0</w:t>
+            </w:r>
+          </w:p>
+        </w:tc>
+        <w:tc>
+          <w:p>
+            <w:pPr>
+              <w:pStyle w:val="Compact"/>
+              <w:jc w:val="left"/>
+            </w:pPr>
+            <w:r>
+              <w:t xml:space="preserve">7 shares = $210</w:t>
             </w:r>
           </w:p>
         </w:tc>
@@ -337,51 +354,51 @@
               <w:jc w:val="left"/>
             </w:pPr>
             <w:r>
-              <w:t xml:space="preserve">MDOW Meadowgold Acres</w:t>
-            </w:r>
-          </w:p>
-        </w:tc>
-        <w:tc>
-          <w:p>
-            <w:pPr>
-              <w:pStyle w:val="Compact"/>
-              <w:jc w:val="left"/>
-            </w:pPr>
-            <w:r>
-              <w:t xml:space="preserve">medium</w:t>
-            </w:r>
-          </w:p>
-        </w:tc>
-        <w:tc>
-          <w:p>
-            <w:pPr>
-              <w:pStyle w:val="Compact"/>
-              <w:jc w:val="left"/>
-            </w:pPr>
-            <w:r>
-              <w:t xml:space="preserve">AQ0</w:t>
-            </w:r>
-          </w:p>
-        </w:tc>
-        <w:tc>
-          <w:p>
-            <w:pPr>
-              <w:pStyle w:val="Compact"/>
-              <w:jc w:val="left"/>
-            </w:pPr>
-            <w:r>
-              <w:t xml:space="preserve">AQ0</w:t>
-            </w:r>
-          </w:p>
-        </w:tc>
-        <w:tc>
-          <w:p>
-            <w:pPr>
-              <w:pStyle w:val="Compact"/>
-              <w:jc w:val="left"/>
-            </w:pPr>
-            <w:r>
-              <w:t xml:space="preserve">AQ5,000</w:t>
+              <w:t xml:space="preserve">GAS at $26</w:t>
+            </w:r>
+          </w:p>
+        </w:tc>
+        <w:tc>
+          <w:p>
+            <w:pPr>
+              <w:pStyle w:val="Compact"/>
+              <w:jc w:val="left"/>
+            </w:pPr>
+            <w:r>
+              <w:t xml:space="preserve">low</w:t>
+            </w:r>
+          </w:p>
+        </w:tc>
+        <w:tc>
+          <w:p>
+            <w:pPr>
+              <w:pStyle w:val="Compact"/>
+              <w:jc w:val="left"/>
+            </w:pPr>
+            <w:r>
+              <w:t xml:space="preserve">0</w:t>
+            </w:r>
+          </w:p>
+        </w:tc>
+        <w:tc>
+          <w:p>
+            <w:pPr>
+              <w:pStyle w:val="Compact"/>
+              <w:jc w:val="left"/>
+            </w:pPr>
+            <w:r>
+              <w:t xml:space="preserve">15 shares = $390</w:t>
+            </w:r>
+          </w:p>
+        </w:tc>
+        <w:tc>
+          <w:p>
+            <w:pPr>
+              <w:pStyle w:val="Compact"/>
+              <w:jc w:val="left"/>
+            </w:pPr>
+            <w:r>
+              <w:t xml:space="preserve">8 shares = $208</w:t>
             </w:r>
           </w:p>
         </w:tc>
@@ -394,51 +411,51 @@
               <w:jc w:val="left"/>
             </w:pPr>
             <w:r>
-              <w:t xml:space="preserve">SEAL Crown Seal Notes</w:t>
-            </w:r>
-          </w:p>
-        </w:tc>
-        <w:tc>
-          <w:p>
-            <w:pPr>
-              <w:pStyle w:val="Compact"/>
-              <w:jc w:val="left"/>
-            </w:pPr>
-            <w:r>
-              <w:t xml:space="preserve">safe</w:t>
-            </w:r>
-          </w:p>
-        </w:tc>
-        <w:tc>
-          <w:p>
-            <w:pPr>
-              <w:pStyle w:val="Compact"/>
-              <w:jc w:val="left"/>
-            </w:pPr>
-            <w:r>
-              <w:t xml:space="preserve">AQ0</w:t>
-            </w:r>
-          </w:p>
-        </w:tc>
-        <w:tc>
-          <w:p>
-            <w:pPr>
-              <w:pStyle w:val="Compact"/>
-              <w:jc w:val="left"/>
-            </w:pPr>
-            <w:r>
-              <w:t xml:space="preserve">AQ12,500</w:t>
-            </w:r>
-          </w:p>
-        </w:tc>
-        <w:tc>
-          <w:p>
-            <w:pPr>
-              <w:pStyle w:val="Compact"/>
-              <w:jc w:val="left"/>
-            </w:pPr>
-            <w:r>
-              <w:t xml:space="preserve">AQ2,500</w:t>
+              <w:t xml:space="preserve">BANK</w:t>
+            </w:r>
+          </w:p>
+        </w:tc>
+        <w:tc>
+          <w:p>
+            <w:pPr>
+              <w:pStyle w:val="Compact"/>
+              <w:jc w:val="left"/>
+            </w:pPr>
+            <w:r>
+              <w:t xml:space="preserve">none</w:t>
+            </w:r>
+          </w:p>
+        </w:tc>
+        <w:tc>
+          <w:p>
+            <w:pPr>
+              <w:pStyle w:val="Compact"/>
+              <w:jc w:val="left"/>
+            </w:pPr>
+            <w:r>
+              <w:t xml:space="preserve">$0</w:t>
+            </w:r>
+          </w:p>
+        </w:tc>
+        <w:tc>
+          <w:p>
+            <w:pPr>
+              <w:pStyle w:val="Compact"/>
+              <w:jc w:val="left"/>
+            </w:pPr>
+            <w:r>
+              <w:t xml:space="preserve">$600</w:t>
+            </w:r>
+          </w:p>
+        </w:tc>
+        <w:tc>
+          <w:p>
+            <w:pPr>
+              <w:pStyle w:val="Compact"/>
+              <w:jc w:val="left"/>
+            </w:pPr>
+            <w:r>
+              <w:t xml:space="preserve">$200</w:t>
             </w:r>
           </w:p>
         </w:tc>
@@ -451,51 +468,51 @@
               <w:jc w:val="left"/>
             </w:pPr>
             <w:r>
-              <w:t xml:space="preserve">HNYP The Honeypot Coffer</w:t>
-            </w:r>
-          </w:p>
-        </w:tc>
-        <w:tc>
-          <w:p>
-            <w:pPr>
-              <w:pStyle w:val="Compact"/>
-              <w:jc w:val="left"/>
-            </w:pPr>
-            <w:r>
-              <w:t xml:space="preserve">safe</w:t>
-            </w:r>
-          </w:p>
-        </w:tc>
-        <w:tc>
-          <w:p>
-            <w:pPr>
-              <w:pStyle w:val="Compact"/>
-              <w:jc w:val="left"/>
-            </w:pPr>
-            <w:r>
-              <w:t xml:space="preserve">AQ0</w:t>
-            </w:r>
-          </w:p>
-        </w:tc>
-        <w:tc>
-          <w:p>
-            <w:pPr>
-              <w:pStyle w:val="Compact"/>
-              <w:jc w:val="left"/>
-            </w:pPr>
-            <w:r>
-              <w:t xml:space="preserve">AQ12,500</w:t>
-            </w:r>
-          </w:p>
-        </w:tc>
-        <w:tc>
-          <w:p>
-            <w:pPr>
-              <w:pStyle w:val="Compact"/>
-              <w:jc w:val="left"/>
-            </w:pPr>
-            <w:r>
-              <w:t xml:space="preserve">AQ2,500</w:t>
+              <w:t xml:space="preserve">Cash</w:t>
+            </w:r>
+          </w:p>
+        </w:tc>
+        <w:tc>
+          <w:p>
+            <w:pPr>
+              <w:pStyle w:val="Compact"/>
+              <w:jc w:val="left"/>
+            </w:pPr>
+            <w:r>
+              <w:t xml:space="preserve">none</w:t>
+            </w:r>
+          </w:p>
+        </w:tc>
+        <w:tc>
+          <w:p>
+            <w:pPr>
+              <w:pStyle w:val="Compact"/>
+              <w:jc w:val="left"/>
+            </w:pPr>
+            <w:r>
+              <w:t xml:space="preserve">$5</w:t>
+            </w:r>
+          </w:p>
+        </w:tc>
+        <w:tc>
+          <w:p>
+            <w:pPr>
+              <w:pStyle w:val="Compact"/>
+              <w:jc w:val="left"/>
+            </w:pPr>
+            <w:r>
+              <w:t xml:space="preserve">$10</w:t>
+            </w:r>
+          </w:p>
+        </w:tc>
+        <w:tc>
+          <w:p>
+            <w:pPr>
+              <w:pStyle w:val="Compact"/>
+              <w:jc w:val="left"/>
+            </w:pPr>
+            <w:r>
+              <w:t xml:space="preserve">$2</w:t>
             </w:r>
           </w:p>
         </w:tc>
@@ -528,7 +545,7 @@
               <w:rPr>
                 <w:b/>
               </w:rPr>
-              <w:t xml:space="preserve">AQ25,000</w:t>
+              <w:t xml:space="preserve">$1,000</w:t>
             </w:r>
           </w:p>
         </w:tc>
@@ -542,7 +559,7 @@
               <w:rPr>
                 <w:b/>
               </w:rPr>
-              <w:t xml:space="preserve">AQ25,000</w:t>
+              <w:t xml:space="preserve">$1,000</w:t>
             </w:r>
           </w:p>
         </w:tc>
@@ -556,7 +573,7 @@
               <w:rPr>
                 <w:b/>
               </w:rPr>
-              <w:t xml:space="preserve">AQ25,000</w:t>
+              <w:t xml:space="preserve">$1,000</w:t>
             </w:r>
           </w:p>
         </w:tc>
@@ -566,9 +583,9 @@
       <w:pPr>
         <w:pStyle w:val="Heading2"/>
       </w:pPr>
-      <w:bookmarkStart w:id="22" w:name="shock-1-the-crash"/>
+      <w:bookmarkStart w:id="22" w:name="Xcf9910ca8d9d2cc9fc04eadfa28d7992faefcf7"/>
       <w:r>
-        <w:t xml:space="preserve">Shock 1: the crash</w:t>
+        <w:t xml:space="preserve">Shock 1: the Panic of 1893 (Round 3 prices: RAIL 25, OIL 28, GAS 24, ELEC 10)</w:t>
       </w:r>
       <w:bookmarkEnd w:id="22"/>
     </w:p>
@@ -577,7 +594,7 @@
         <w:pStyle w:val="FirstParagraph"/>
       </w:pPr>
       <w:r>
-        <w:t xml:space="preserve">High risk ventures fall 40 percent (each AQ100 becomes AQ60, so multiply by 0.60). Medium ventures fall 10 percent (multiply by 0.90). Safe ventures hold (multiply by 1.00).</w:t>
+        <w:t xml:space="preserve">Shares times the new price equals value. The bank paid 3 percent once. Cash does not change.</w:t>
       </w:r>
     </w:p>
     <w:tbl>
@@ -611,7 +628,7 @@
               <w:jc w:val="left"/>
             </w:pPr>
             <w:r>
-              <w:t xml:space="preserve">Venture</w:t>
+              <w:t xml:space="preserve">Holding</w:t>
             </w:r>
           </w:p>
         </w:tc>
@@ -629,7 +646,7 @@
               <w:jc w:val="left"/>
             </w:pPr>
             <w:r>
-              <w:t xml:space="preserve">Multiply by</w:t>
+              <w:t xml:space="preserve">New price</w:t>
             </w:r>
           </w:p>
         </w:tc>
@@ -699,35 +716,35 @@
               <w:jc w:val="left"/>
             </w:pPr>
             <w:r>
-              <w:t xml:space="preserve">SPRK</w:t>
-            </w:r>
-          </w:p>
-        </w:tc>
-        <w:tc>
-          <w:tcPr>
-            <w:tcW w:type="dxa" w:w="1872"/>
-          </w:tcPr>
-          <w:p>
-            <w:pPr>
-              <w:pStyle w:val="Compact"/>
-              <w:jc w:val="left"/>
-            </w:pPr>
-            <w:r>
-              <w:t xml:space="preserve">0.60</w:t>
-            </w:r>
-          </w:p>
-        </w:tc>
-        <w:tc>
-          <w:tcPr>
-            <w:tcW w:type="dxa" w:w="1872"/>
-          </w:tcPr>
-          <w:p>
-            <w:pPr>
-              <w:pStyle w:val="Compact"/>
-              <w:jc w:val="left"/>
-            </w:pPr>
-            <w:r>
-              <w:t xml:space="preserve">12,500 x 0.60 = ______</w:t>
+              <w:t xml:space="preserve">ELEC</w:t>
+            </w:r>
+          </w:p>
+        </w:tc>
+        <w:tc>
+          <w:tcPr>
+            <w:tcW w:type="dxa" w:w="1872"/>
+          </w:tcPr>
+          <w:p>
+            <w:pPr>
+              <w:pStyle w:val="Compact"/>
+              <w:jc w:val="left"/>
+            </w:pPr>
+            <w:r>
+              <w:t xml:space="preserve">$10</w:t>
+            </w:r>
+          </w:p>
+        </w:tc>
+        <w:tc>
+          <w:tcPr>
+            <w:tcW w:type="dxa" w:w="1872"/>
+          </w:tcPr>
+          <w:p>
+            <w:pPr>
+              <w:pStyle w:val="Compact"/>
+              <w:jc w:val="left"/>
+            </w:pPr>
+            <w:r>
+              <w:t xml:space="preserve">20 x 10 = ______</w:t>
             </w:r>
           </w:p>
         </w:tc>
@@ -755,7 +772,7 @@
               <w:jc w:val="left"/>
             </w:pPr>
             <w:r>
-              <w:t xml:space="preserve">5,000 x 0.60 = ______</w:t>
+              <w:t xml:space="preserve">8 x 10 = ______</w:t>
             </w:r>
           </w:p>
         </w:tc>
@@ -771,35 +788,35 @@
               <w:jc w:val="left"/>
             </w:pPr>
             <w:r>
-              <w:t xml:space="preserve">CLDB</w:t>
-            </w:r>
-          </w:p>
-        </w:tc>
-        <w:tc>
-          <w:tcPr>
-            <w:tcW w:type="dxa" w:w="1872"/>
-          </w:tcPr>
-          <w:p>
-            <w:pPr>
-              <w:pStyle w:val="Compact"/>
-              <w:jc w:val="left"/>
-            </w:pPr>
-            <w:r>
-              <w:t xml:space="preserve">0.60</w:t>
-            </w:r>
-          </w:p>
-        </w:tc>
-        <w:tc>
-          <w:tcPr>
-            <w:tcW w:type="dxa" w:w="1872"/>
-          </w:tcPr>
-          <w:p>
-            <w:pPr>
-              <w:pStyle w:val="Compact"/>
-              <w:jc w:val="left"/>
-            </w:pPr>
-            <w:r>
-              <w:t xml:space="preserve">12,500 x 0.60 = ______</w:t>
+              <w:t xml:space="preserve">RAIL</w:t>
+            </w:r>
+          </w:p>
+        </w:tc>
+        <w:tc>
+          <w:tcPr>
+            <w:tcW w:type="dxa" w:w="1872"/>
+          </w:tcPr>
+          <w:p>
+            <w:pPr>
+              <w:pStyle w:val="Compact"/>
+              <w:jc w:val="left"/>
+            </w:pPr>
+            <w:r>
+              <w:t xml:space="preserve">$25</w:t>
+            </w:r>
+          </w:p>
+        </w:tc>
+        <w:tc>
+          <w:tcPr>
+            <w:tcW w:type="dxa" w:w="1872"/>
+          </w:tcPr>
+          <w:p>
+            <w:pPr>
+              <w:pStyle w:val="Compact"/>
+              <w:jc w:val="left"/>
+            </w:pPr>
+            <w:r>
+              <w:t xml:space="preserve">11 x 25 = ______</w:t>
             </w:r>
           </w:p>
         </w:tc>
@@ -827,7 +844,7 @@
               <w:jc w:val="left"/>
             </w:pPr>
             <w:r>
-              <w:t xml:space="preserve">5,000 x 0.60 = ______</w:t>
+              <w:t xml:space="preserve">4 x 25 = ______</w:t>
             </w:r>
           </w:p>
         </w:tc>
@@ -843,21 +860,21 @@
               <w:jc w:val="left"/>
             </w:pPr>
             <w:r>
-              <w:t xml:space="preserve">WLLW</w:t>
-            </w:r>
-          </w:p>
-        </w:tc>
-        <w:tc>
-          <w:tcPr>
-            <w:tcW w:type="dxa" w:w="1872"/>
-          </w:tcPr>
-          <w:p>
-            <w:pPr>
-              <w:pStyle w:val="Compact"/>
-              <w:jc w:val="left"/>
-            </w:pPr>
-            <w:r>
-              <w:t xml:space="preserve">0.90</w:t>
+              <w:t xml:space="preserve">OIL</w:t>
+            </w:r>
+          </w:p>
+        </w:tc>
+        <w:tc>
+          <w:tcPr>
+            <w:tcW w:type="dxa" w:w="1872"/>
+          </w:tcPr>
+          <w:p>
+            <w:pPr>
+              <w:pStyle w:val="Compact"/>
+              <w:jc w:val="left"/>
+            </w:pPr>
+            <w:r>
+              <w:t xml:space="preserve">$28</w:t>
             </w:r>
           </w:p>
         </w:tc>
@@ -899,7 +916,7 @@
               <w:jc w:val="left"/>
             </w:pPr>
             <w:r>
-              <w:t xml:space="preserve">5,000 x 0.90 = ______</w:t>
+              <w:t xml:space="preserve">7 x 28 = ______</w:t>
             </w:r>
           </w:p>
         </w:tc>
@@ -915,21 +932,21 @@
               <w:jc w:val="left"/>
             </w:pPr>
             <w:r>
-              <w:t xml:space="preserve">MDOW</w:t>
-            </w:r>
-          </w:p>
-        </w:tc>
-        <w:tc>
-          <w:tcPr>
-            <w:tcW w:type="dxa" w:w="1872"/>
-          </w:tcPr>
-          <w:p>
-            <w:pPr>
-              <w:pStyle w:val="Compact"/>
-              <w:jc w:val="left"/>
-            </w:pPr>
-            <w:r>
-              <w:t xml:space="preserve">0.90</w:t>
+              <w:t xml:space="preserve">GAS</w:t>
+            </w:r>
+          </w:p>
+        </w:tc>
+        <w:tc>
+          <w:tcPr>
+            <w:tcW w:type="dxa" w:w="1872"/>
+          </w:tcPr>
+          <w:p>
+            <w:pPr>
+              <w:pStyle w:val="Compact"/>
+              <w:jc w:val="left"/>
+            </w:pPr>
+            <w:r>
+              <w:t xml:space="preserve">$24</w:t>
             </w:r>
           </w:p>
         </w:tc>
@@ -957,21 +974,21 @@
               <w:jc w:val="left"/>
             </w:pPr>
             <w:r>
-              <w:t xml:space="preserve">0</w:t>
-            </w:r>
-          </w:p>
-        </w:tc>
-        <w:tc>
-          <w:tcPr>
-            <w:tcW w:type="dxa" w:w="1872"/>
-          </w:tcPr>
-          <w:p>
-            <w:pPr>
-              <w:pStyle w:val="Compact"/>
-              <w:jc w:val="left"/>
-            </w:pPr>
-            <w:r>
-              <w:t xml:space="preserve">5,000 x 0.90 = ______</w:t>
+              <w:t xml:space="preserve">15 x 24 = ______</w:t>
+            </w:r>
+          </w:p>
+        </w:tc>
+        <w:tc>
+          <w:tcPr>
+            <w:tcW w:type="dxa" w:w="1872"/>
+          </w:tcPr>
+          <w:p>
+            <w:pPr>
+              <w:pStyle w:val="Compact"/>
+              <w:jc w:val="left"/>
+            </w:pPr>
+            <w:r>
+              <w:t xml:space="preserve">8 x 24 = ______</w:t>
             </w:r>
           </w:p>
         </w:tc>
@@ -987,21 +1004,21 @@
               <w:jc w:val="left"/>
             </w:pPr>
             <w:r>
-              <w:t xml:space="preserve">SEAL</w:t>
-            </w:r>
-          </w:p>
-        </w:tc>
-        <w:tc>
-          <w:tcPr>
-            <w:tcW w:type="dxa" w:w="1872"/>
-          </w:tcPr>
-          <w:p>
-            <w:pPr>
-              <w:pStyle w:val="Compact"/>
-              <w:jc w:val="left"/>
-            </w:pPr>
-            <w:r>
-              <w:t xml:space="preserve">1.00</w:t>
+              <w:t xml:space="preserve">BANK</w:t>
+            </w:r>
+          </w:p>
+        </w:tc>
+        <w:tc>
+          <w:tcPr>
+            <w:tcW w:type="dxa" w:w="1872"/>
+          </w:tcPr>
+          <w:p>
+            <w:pPr>
+              <w:pStyle w:val="Compact"/>
+              <w:jc w:val="left"/>
+            </w:pPr>
+            <w:r>
+              <w:t xml:space="preserve">plus 3 percent</w:t>
             </w:r>
           </w:p>
         </w:tc>
@@ -1029,21 +1046,21 @@
               <w:jc w:val="left"/>
             </w:pPr>
             <w:r>
-              <w:t xml:space="preserve">12,500 x 1.00 = ______</w:t>
-            </w:r>
-          </w:p>
-        </w:tc>
-        <w:tc>
-          <w:tcPr>
-            <w:tcW w:type="dxa" w:w="1872"/>
-          </w:tcPr>
-          <w:p>
-            <w:pPr>
-              <w:pStyle w:val="Compact"/>
-              <w:jc w:val="left"/>
-            </w:pPr>
-            <w:r>
-              <w:t xml:space="preserve">2,500 x 1.00 = ______</w:t>
+              <w:t xml:space="preserve">600 + 18 = ______</w:t>
+            </w:r>
+          </w:p>
+        </w:tc>
+        <w:tc>
+          <w:tcPr>
+            <w:tcW w:type="dxa" w:w="1872"/>
+          </w:tcPr>
+          <w:p>
+            <w:pPr>
+              <w:pStyle w:val="Compact"/>
+              <w:jc w:val="left"/>
+            </w:pPr>
+            <w:r>
+              <w:t xml:space="preserve">200 + 6 = ______</w:t>
             </w:r>
           </w:p>
         </w:tc>
@@ -1059,63 +1076,63 @@
               <w:jc w:val="left"/>
             </w:pPr>
             <w:r>
-              <w:t xml:space="preserve">HNYP</w:t>
-            </w:r>
-          </w:p>
-        </w:tc>
-        <w:tc>
-          <w:tcPr>
-            <w:tcW w:type="dxa" w:w="1872"/>
-          </w:tcPr>
-          <w:p>
-            <w:pPr>
-              <w:pStyle w:val="Compact"/>
-              <w:jc w:val="left"/>
-            </w:pPr>
-            <w:r>
-              <w:t xml:space="preserve">1.00</w:t>
-            </w:r>
-          </w:p>
-        </w:tc>
-        <w:tc>
-          <w:tcPr>
-            <w:tcW w:type="dxa" w:w="1872"/>
-          </w:tcPr>
-          <w:p>
-            <w:pPr>
-              <w:pStyle w:val="Compact"/>
-              <w:jc w:val="left"/>
-            </w:pPr>
-            <w:r>
-              <w:t xml:space="preserve">0</w:t>
-            </w:r>
-          </w:p>
-        </w:tc>
-        <w:tc>
-          <w:tcPr>
-            <w:tcW w:type="dxa" w:w="1872"/>
-          </w:tcPr>
-          <w:p>
-            <w:pPr>
-              <w:pStyle w:val="Compact"/>
-              <w:jc w:val="left"/>
-            </w:pPr>
-            <w:r>
-              <w:t xml:space="preserve">12,500 x 1.00 = ______</w:t>
-            </w:r>
-          </w:p>
-        </w:tc>
-        <w:tc>
-          <w:tcPr>
-            <w:tcW w:type="dxa" w:w="1872"/>
-          </w:tcPr>
-          <w:p>
-            <w:pPr>
-              <w:pStyle w:val="Compact"/>
-              <w:jc w:val="left"/>
-            </w:pPr>
-            <w:r>
-              <w:t xml:space="preserve">2,500 x 1.00 = ______</w:t>
+              <w:t xml:space="preserve">Cash</w:t>
+            </w:r>
+          </w:p>
+        </w:tc>
+        <w:tc>
+          <w:tcPr>
+            <w:tcW w:type="dxa" w:w="1872"/>
+          </w:tcPr>
+          <w:p>
+            <w:pPr>
+              <w:pStyle w:val="Compact"/>
+              <w:jc w:val="left"/>
+            </w:pPr>
+            <w:r>
+              <w:t xml:space="preserve">same</w:t>
+            </w:r>
+          </w:p>
+        </w:tc>
+        <w:tc>
+          <w:tcPr>
+            <w:tcW w:type="dxa" w:w="1872"/>
+          </w:tcPr>
+          <w:p>
+            <w:pPr>
+              <w:pStyle w:val="Compact"/>
+              <w:jc w:val="left"/>
+            </w:pPr>
+            <w:r>
+              <w:t xml:space="preserve">5</w:t>
+            </w:r>
+          </w:p>
+        </w:tc>
+        <w:tc>
+          <w:tcPr>
+            <w:tcW w:type="dxa" w:w="1872"/>
+          </w:tcPr>
+          <w:p>
+            <w:pPr>
+              <w:pStyle w:val="Compact"/>
+              <w:jc w:val="left"/>
+            </w:pPr>
+            <w:r>
+              <w:t xml:space="preserve">10</w:t>
+            </w:r>
+          </w:p>
+        </w:tc>
+        <w:tc>
+          <w:tcPr>
+            <w:tcW w:type="dxa" w:w="1872"/>
+          </w:tcPr>
+          <w:p>
+            <w:pPr>
+              <w:pStyle w:val="Compact"/>
+              <w:jc w:val="left"/>
+            </w:pPr>
+            <w:r>
+              <w:t xml:space="preserve">2</w:t>
             </w:r>
           </w:p>
         </w:tc>
@@ -1134,7 +1151,7 @@
               <w:rPr>
                 <w:b/>
               </w:rPr>
-              <w:t xml:space="preserve">Value after the crash</w:t>
+              <w:t xml:space="preserve">Total after the panic</w:t>
             </w:r>
           </w:p>
         </w:tc>
@@ -1201,7 +1218,7 @@
               <w:rPr>
                 <w:b/>
               </w:rPr>
-              <w:t xml:space="preserve">Loss (25,000 minus value)</w:t>
+              <w:t xml:space="preserve">Loss (1,000 minus total)</w:t>
             </w:r>
           </w:p>
         </w:tc>
@@ -1326,9 +1343,9 @@
       <w:pPr>
         <w:pStyle w:val="Heading2"/>
       </w:pPr>
-      <w:bookmarkStart w:id="23" w:name="X1470ed8ad8cb770df91a81b792483f0fae0571f"/>
+      <w:bookmarkStart w:id="23" w:name="X152a218a70d22b756134a58e1bfc9b216545d5d"/>
       <w:r>
-        <w:t xml:space="preserve">Shock 2: the boom (a different week, same three portfolios from Day 1)</w:t>
+        <w:t xml:space="preserve">Part 2: held to 1901 (Round 4 prices: RAIL 60, OIL 40, GAS 30, ELEC 40)</w:t>
       </w:r>
       <w:bookmarkEnd w:id="23"/>
     </w:p>
@@ -1337,7 +1354,7 @@
         <w:pStyle w:val="FirstParagraph"/>
       </w:pPr>
       <w:r>
-        <w:t xml:space="preserve">High risk ventures rise 50 percent (multiply by 1.50). Medium ventures rise 10 percent (multiply by 1.10). Safe ventures hold (multiply by 1.00).</w:t>
+        <w:t xml:space="preserve">Same three portfolios, nothing sold, at the 1901 prices. The bank has now paid 3 percent twice: B’s $600 became $618, then $637; C’s $200 became $206, then $212.</w:t>
       </w:r>
     </w:p>
     <w:tbl>
@@ -1371,7 +1388,7 @@
               <w:jc w:val="left"/>
             </w:pPr>
             <w:r>
-              <w:t xml:space="preserve">Venture</w:t>
+              <w:t xml:space="preserve">Holding</w:t>
             </w:r>
           </w:p>
         </w:tc>
@@ -1389,7 +1406,7 @@
               <w:jc w:val="left"/>
             </w:pPr>
             <w:r>
-              <w:t xml:space="preserve">Multiply by</w:t>
+              <w:t xml:space="preserve">New price</w:t>
             </w:r>
           </w:p>
         </w:tc>
@@ -1459,35 +1476,35 @@
               <w:jc w:val="left"/>
             </w:pPr>
             <w:r>
-              <w:t xml:space="preserve">SPRK</w:t>
-            </w:r>
-          </w:p>
-        </w:tc>
-        <w:tc>
-          <w:tcPr>
-            <w:tcW w:type="dxa" w:w="1872"/>
-          </w:tcPr>
-          <w:p>
-            <w:pPr>
-              <w:pStyle w:val="Compact"/>
-              <w:jc w:val="left"/>
-            </w:pPr>
-            <w:r>
-              <w:t xml:space="preserve">1.50</w:t>
-            </w:r>
-          </w:p>
-        </w:tc>
-        <w:tc>
-          <w:tcPr>
-            <w:tcW w:type="dxa" w:w="1872"/>
-          </w:tcPr>
-          <w:p>
-            <w:pPr>
-              <w:pStyle w:val="Compact"/>
-              <w:jc w:val="left"/>
-            </w:pPr>
-            <w:r>
-              <w:t xml:space="preserve">12,500 x 1.50 = ______</w:t>
+              <w:t xml:space="preserve">ELEC</w:t>
+            </w:r>
+          </w:p>
+        </w:tc>
+        <w:tc>
+          <w:tcPr>
+            <w:tcW w:type="dxa" w:w="1872"/>
+          </w:tcPr>
+          <w:p>
+            <w:pPr>
+              <w:pStyle w:val="Compact"/>
+              <w:jc w:val="left"/>
+            </w:pPr>
+            <w:r>
+              <w:t xml:space="preserve">$40</w:t>
+            </w:r>
+          </w:p>
+        </w:tc>
+        <w:tc>
+          <w:tcPr>
+            <w:tcW w:type="dxa" w:w="1872"/>
+          </w:tcPr>
+          <w:p>
+            <w:pPr>
+              <w:pStyle w:val="Compact"/>
+              <w:jc w:val="left"/>
+            </w:pPr>
+            <w:r>
+              <w:t xml:space="preserve">20 x 40 = ______</w:t>
             </w:r>
           </w:p>
         </w:tc>
@@ -1515,7 +1532,7 @@
               <w:jc w:val="left"/>
             </w:pPr>
             <w:r>
-              <w:t xml:space="preserve">5,000 x 1.50 = ______</w:t>
+              <w:t xml:space="preserve">8 x 40 = ______</w:t>
             </w:r>
           </w:p>
         </w:tc>
@@ -1531,35 +1548,35 @@
               <w:jc w:val="left"/>
             </w:pPr>
             <w:r>
-              <w:t xml:space="preserve">CLDB</w:t>
-            </w:r>
-          </w:p>
-        </w:tc>
-        <w:tc>
-          <w:tcPr>
-            <w:tcW w:type="dxa" w:w="1872"/>
-          </w:tcPr>
-          <w:p>
-            <w:pPr>
-              <w:pStyle w:val="Compact"/>
-              <w:jc w:val="left"/>
-            </w:pPr>
-            <w:r>
-              <w:t xml:space="preserve">1.50</w:t>
-            </w:r>
-          </w:p>
-        </w:tc>
-        <w:tc>
-          <w:tcPr>
-            <w:tcW w:type="dxa" w:w="1872"/>
-          </w:tcPr>
-          <w:p>
-            <w:pPr>
-              <w:pStyle w:val="Compact"/>
-              <w:jc w:val="left"/>
-            </w:pPr>
-            <w:r>
-              <w:t xml:space="preserve">12,500 x 1.50 = ______</w:t>
+              <w:t xml:space="preserve">RAIL</w:t>
+            </w:r>
+          </w:p>
+        </w:tc>
+        <w:tc>
+          <w:tcPr>
+            <w:tcW w:type="dxa" w:w="1872"/>
+          </w:tcPr>
+          <w:p>
+            <w:pPr>
+              <w:pStyle w:val="Compact"/>
+              <w:jc w:val="left"/>
+            </w:pPr>
+            <w:r>
+              <w:t xml:space="preserve">$60</w:t>
+            </w:r>
+          </w:p>
+        </w:tc>
+        <w:tc>
+          <w:tcPr>
+            <w:tcW w:type="dxa" w:w="1872"/>
+          </w:tcPr>
+          <w:p>
+            <w:pPr>
+              <w:pStyle w:val="Compact"/>
+              <w:jc w:val="left"/>
+            </w:pPr>
+            <w:r>
+              <w:t xml:space="preserve">11 x 60 = ______</w:t>
             </w:r>
           </w:p>
         </w:tc>
@@ -1587,7 +1604,7 @@
               <w:jc w:val="left"/>
             </w:pPr>
             <w:r>
-              <w:t xml:space="preserve">5,000 x 1.50 = ______</w:t>
+              <w:t xml:space="preserve">4 x 60 = ______</w:t>
             </w:r>
           </w:p>
         </w:tc>
@@ -1603,21 +1620,21 @@
               <w:jc w:val="left"/>
             </w:pPr>
             <w:r>
-              <w:t xml:space="preserve">WLLW</w:t>
-            </w:r>
-          </w:p>
-        </w:tc>
-        <w:tc>
-          <w:tcPr>
-            <w:tcW w:type="dxa" w:w="1872"/>
-          </w:tcPr>
-          <w:p>
-            <w:pPr>
-              <w:pStyle w:val="Compact"/>
-              <w:jc w:val="left"/>
-            </w:pPr>
-            <w:r>
-              <w:t xml:space="preserve">1.10</w:t>
+              <w:t xml:space="preserve">OIL</w:t>
+            </w:r>
+          </w:p>
+        </w:tc>
+        <w:tc>
+          <w:tcPr>
+            <w:tcW w:type="dxa" w:w="1872"/>
+          </w:tcPr>
+          <w:p>
+            <w:pPr>
+              <w:pStyle w:val="Compact"/>
+              <w:jc w:val="left"/>
+            </w:pPr>
+            <w:r>
+              <w:t xml:space="preserve">$40</w:t>
             </w:r>
           </w:p>
         </w:tc>
@@ -1659,7 +1676,7 @@
               <w:jc w:val="left"/>
             </w:pPr>
             <w:r>
-              <w:t xml:space="preserve">5,000 x 1.10 = ______</w:t>
+              <w:t xml:space="preserve">7 x 40 = ______</w:t>
             </w:r>
           </w:p>
         </w:tc>
@@ -1675,21 +1692,21 @@
               <w:jc w:val="left"/>
             </w:pPr>
             <w:r>
-              <w:t xml:space="preserve">MDOW</w:t>
-            </w:r>
-          </w:p>
-        </w:tc>
-        <w:tc>
-          <w:tcPr>
-            <w:tcW w:type="dxa" w:w="1872"/>
-          </w:tcPr>
-          <w:p>
-            <w:pPr>
-              <w:pStyle w:val="Compact"/>
-              <w:jc w:val="left"/>
-            </w:pPr>
-            <w:r>
-              <w:t xml:space="preserve">1.10</w:t>
+              <w:t xml:space="preserve">GAS</w:t>
+            </w:r>
+          </w:p>
+        </w:tc>
+        <w:tc>
+          <w:tcPr>
+            <w:tcW w:type="dxa" w:w="1872"/>
+          </w:tcPr>
+          <w:p>
+            <w:pPr>
+              <w:pStyle w:val="Compact"/>
+              <w:jc w:val="left"/>
+            </w:pPr>
+            <w:r>
+              <w:t xml:space="preserve">$30</w:t>
             </w:r>
           </w:p>
         </w:tc>
@@ -1717,21 +1734,21 @@
               <w:jc w:val="left"/>
             </w:pPr>
             <w:r>
-              <w:t xml:space="preserve">0</w:t>
-            </w:r>
-          </w:p>
-        </w:tc>
-        <w:tc>
-          <w:tcPr>
-            <w:tcW w:type="dxa" w:w="1872"/>
-          </w:tcPr>
-          <w:p>
-            <w:pPr>
-              <w:pStyle w:val="Compact"/>
-              <w:jc w:val="left"/>
-            </w:pPr>
-            <w:r>
-              <w:t xml:space="preserve">5,000 x 1.10 = ______</w:t>
+              <w:t xml:space="preserve">15 x 30 = ______</w:t>
+            </w:r>
+          </w:p>
+        </w:tc>
+        <w:tc>
+          <w:tcPr>
+            <w:tcW w:type="dxa" w:w="1872"/>
+          </w:tcPr>
+          <w:p>
+            <w:pPr>
+              <w:pStyle w:val="Compact"/>
+              <w:jc w:val="left"/>
+            </w:pPr>
+            <w:r>
+              <w:t xml:space="preserve">8 x 30 = ______</w:t>
             </w:r>
           </w:p>
         </w:tc>
@@ -1747,21 +1764,21 @@
               <w:jc w:val="left"/>
             </w:pPr>
             <w:r>
-              <w:t xml:space="preserve">SEAL</w:t>
-            </w:r>
-          </w:p>
-        </w:tc>
-        <w:tc>
-          <w:tcPr>
-            <w:tcW w:type="dxa" w:w="1872"/>
-          </w:tcPr>
-          <w:p>
-            <w:pPr>
-              <w:pStyle w:val="Compact"/>
-              <w:jc w:val="left"/>
-            </w:pPr>
-            <w:r>
-              <w:t xml:space="preserve">1.00</w:t>
+              <w:t xml:space="preserve">BANK</w:t>
+            </w:r>
+          </w:p>
+        </w:tc>
+        <w:tc>
+          <w:tcPr>
+            <w:tcW w:type="dxa" w:w="1872"/>
+          </w:tcPr>
+          <w:p>
+            <w:pPr>
+              <w:pStyle w:val="Compact"/>
+              <w:jc w:val="left"/>
+            </w:pPr>
+            <w:r>
+              <w:t xml:space="preserve">paid twice</w:t>
             </w:r>
           </w:p>
         </w:tc>
@@ -1789,21 +1806,21 @@
               <w:jc w:val="left"/>
             </w:pPr>
             <w:r>
-              <w:t xml:space="preserve">12,500 x 1.00 = ______</w:t>
-            </w:r>
-          </w:p>
-        </w:tc>
-        <w:tc>
-          <w:tcPr>
-            <w:tcW w:type="dxa" w:w="1872"/>
-          </w:tcPr>
-          <w:p>
-            <w:pPr>
-              <w:pStyle w:val="Compact"/>
-              <w:jc w:val="left"/>
-            </w:pPr>
-            <w:r>
-              <w:t xml:space="preserve">2,500 x 1.00 = ______</w:t>
+              <w:t xml:space="preserve">637</w:t>
+            </w:r>
+          </w:p>
+        </w:tc>
+        <w:tc>
+          <w:tcPr>
+            <w:tcW w:type="dxa" w:w="1872"/>
+          </w:tcPr>
+          <w:p>
+            <w:pPr>
+              <w:pStyle w:val="Compact"/>
+              <w:jc w:val="left"/>
+            </w:pPr>
+            <w:r>
+              <w:t xml:space="preserve">212</w:t>
             </w:r>
           </w:p>
         </w:tc>
@@ -1819,63 +1836,63 @@
               <w:jc w:val="left"/>
             </w:pPr>
             <w:r>
-              <w:t xml:space="preserve">HNYP</w:t>
-            </w:r>
-          </w:p>
-        </w:tc>
-        <w:tc>
-          <w:tcPr>
-            <w:tcW w:type="dxa" w:w="1872"/>
-          </w:tcPr>
-          <w:p>
-            <w:pPr>
-              <w:pStyle w:val="Compact"/>
-              <w:jc w:val="left"/>
-            </w:pPr>
-            <w:r>
-              <w:t xml:space="preserve">1.00</w:t>
-            </w:r>
-          </w:p>
-        </w:tc>
-        <w:tc>
-          <w:tcPr>
-            <w:tcW w:type="dxa" w:w="1872"/>
-          </w:tcPr>
-          <w:p>
-            <w:pPr>
-              <w:pStyle w:val="Compact"/>
-              <w:jc w:val="left"/>
-            </w:pPr>
-            <w:r>
-              <w:t xml:space="preserve">0</w:t>
-            </w:r>
-          </w:p>
-        </w:tc>
-        <w:tc>
-          <w:tcPr>
-            <w:tcW w:type="dxa" w:w="1872"/>
-          </w:tcPr>
-          <w:p>
-            <w:pPr>
-              <w:pStyle w:val="Compact"/>
-              <w:jc w:val="left"/>
-            </w:pPr>
-            <w:r>
-              <w:t xml:space="preserve">12,500 x 1.00 = ______</w:t>
-            </w:r>
-          </w:p>
-        </w:tc>
-        <w:tc>
-          <w:tcPr>
-            <w:tcW w:type="dxa" w:w="1872"/>
-          </w:tcPr>
-          <w:p>
-            <w:pPr>
-              <w:pStyle w:val="Compact"/>
-              <w:jc w:val="left"/>
-            </w:pPr>
-            <w:r>
-              <w:t xml:space="preserve">2,500 x 1.00 = ______</w:t>
+              <w:t xml:space="preserve">Cash</w:t>
+            </w:r>
+          </w:p>
+        </w:tc>
+        <w:tc>
+          <w:tcPr>
+            <w:tcW w:type="dxa" w:w="1872"/>
+          </w:tcPr>
+          <w:p>
+            <w:pPr>
+              <w:pStyle w:val="Compact"/>
+              <w:jc w:val="left"/>
+            </w:pPr>
+            <w:r>
+              <w:t xml:space="preserve">same</w:t>
+            </w:r>
+          </w:p>
+        </w:tc>
+        <w:tc>
+          <w:tcPr>
+            <w:tcW w:type="dxa" w:w="1872"/>
+          </w:tcPr>
+          <w:p>
+            <w:pPr>
+              <w:pStyle w:val="Compact"/>
+              <w:jc w:val="left"/>
+            </w:pPr>
+            <w:r>
+              <w:t xml:space="preserve">5</w:t>
+            </w:r>
+          </w:p>
+        </w:tc>
+        <w:tc>
+          <w:tcPr>
+            <w:tcW w:type="dxa" w:w="1872"/>
+          </w:tcPr>
+          <w:p>
+            <w:pPr>
+              <w:pStyle w:val="Compact"/>
+              <w:jc w:val="left"/>
+            </w:pPr>
+            <w:r>
+              <w:t xml:space="preserve">10</w:t>
+            </w:r>
+          </w:p>
+        </w:tc>
+        <w:tc>
+          <w:tcPr>
+            <w:tcW w:type="dxa" w:w="1872"/>
+          </w:tcPr>
+          <w:p>
+            <w:pPr>
+              <w:pStyle w:val="Compact"/>
+              <w:jc w:val="left"/>
+            </w:pPr>
+            <w:r>
+              <w:t xml:space="preserve">2</w:t>
             </w:r>
           </w:p>
         </w:tc>
@@ -1894,7 +1911,7 @@
               <w:rPr>
                 <w:b/>
               </w:rPr>
-              <w:t xml:space="preserve">Value after the boom</w:t>
+              <w:t xml:space="preserve">Total in 1901</w:t>
             </w:r>
           </w:p>
         </w:tc>
@@ -1961,7 +1978,7 @@
               <w:rPr>
                 <w:b/>
               </w:rPr>
-              <w:t xml:space="preserve">Gain (value minus 25,000)</w:t>
+              <w:t xml:space="preserve">Gain (total minus 1,000)</w:t>
             </w:r>
           </w:p>
         </w:tc>
@@ -2101,7 +2118,7 @@
         <w:pStyle w:val="Compact"/>
       </w:pPr>
       <w:r>
-        <w:t xml:space="preserve">Which portfolio would you want on a bad week? Why (use a number)?</w:t>
+        <w:t xml:space="preserve">Which portfolio would you want in a panic? Why (use a number)?</w:t>
       </w:r>
     </w:p>
     <w:p>
@@ -2121,7 +2138,7 @@
         <w:pStyle w:val="Compact"/>
       </w:pPr>
       <w:r>
-        <w:t xml:space="preserve">Which portfolio would you want on a good week? Why (use a number)?</w:t>
+        <w:t xml:space="preserve">Which portfolio would you want in a recovery? Why (use a number)?</w:t>
       </w:r>
     </w:p>
     <w:p>
@@ -2141,7 +2158,7 @@
         <w:pStyle w:val="Compact"/>
       </w:pPr>
       <w:r>
-        <w:t xml:space="preserve">You do not know which week is coming. That is the real situation. Which portfolio do you pick, and what are you giving up to pick it?</w:t>
+        <w:t xml:space="preserve">In 1882 nobody knew the Panic of 1893 was coming. That is the real situation. Which portfolio do you pick, and what are you giving up to pick it?</w:t>
       </w:r>
     </w:p>
     <w:p>
@@ -2169,7 +2186,7 @@
         <w:pStyle w:val="Compact"/>
       </w:pPr>
       <w:r>
-        <w:t xml:space="preserve">Portfolio B never lost and never gained. What is one reason a real person might still want part of their money there?</w:t>
+        <w:t xml:space="preserve">Portfolio B barely lost and barely gained. What is one reason a real person might still want part of their money there?</w:t>
       </w:r>
     </w:p>
     <w:p>
@@ -2184,9 +2201,9 @@
       <w:pPr>
         <w:pStyle w:val="Heading2"/>
       </w:pPr>
-      <w:bookmarkStart w:id="25" w:name="X1811d070a3106a87ad8d94e73b8a87da74e2676"/>
+      <w:bookmarkStart w:id="25" w:name="my-own-pie-do-this-before-round-5"/>
       <w:r>
-        <w:t xml:space="preserve">My own pie (do this before the trading window)</w:t>
+        <w:t xml:space="preserve">My own pie (do this before Round 5)</w:t>
       </w:r>
       <w:bookmarkEnd w:id="25"/>
     </w:p>
@@ -2195,7 +2212,7 @@
         <w:pStyle w:val="FirstParagraph"/>
       </w:pPr>
       <w:r>
-        <w:t xml:space="preserve">Look at your holdings screen. Estimate the percent in each venture and draw it. Then answer.</w:t>
+        <w:t xml:space="preserve">Look at your Round 4 holdings on the ledger. Estimate the percent in each line, including the bank and cash, and draw it. Then answer.</w:t>
       </w:r>
     </w:p>
     <w:p>
@@ -2211,7 +2228,7 @@
         <w:pStyle w:val="BodyText"/>
       </w:pPr>
       <w:r>
-        <w:t xml:space="preserve">My biggest slice: ______ (ticker), about ______ percent.</w:t>
+        <w:t xml:space="preserve">My biggest slice: ______ (ticker, or BANK), about ______ percent.</w:t>
       </w:r>
     </w:p>
     <w:p>
@@ -2219,7 +2236,7 @@
         <w:pStyle w:val="BodyText"/>
       </w:pPr>
       <w:r>
-        <w:t xml:space="preserve">If my biggest slice fell 40 percent tomorrow, my fortune would drop by about AQ ______.</w:t>
+        <w:t xml:space="preserve">If my biggest slice fell by half next round, my total would drop by about $ ______.</w:t>
       </w:r>
     </w:p>
     <w:p>
@@ -2253,7 +2270,7 @@
         <w:pStyle w:val="FirstParagraph"/>
       </w:pPr>
       <w:r>
-        <w:t xml:space="preserve">Design your own AQ25,000 pie in the table below and run it through both shocks. Then compute each portfolio’s percent loss and gain (loss or gain divided by 25,000, times 100).</w:t>
+        <w:t xml:space="preserve">Design your own 1882 pie of $1,000 in the table below (whole shares at the 1882 prices; the rest in the bank or cash) and run it through 1893 and 1901. Then compute each portfolio’s percent loss and gain (loss or gain divided by 1,000, times 100).</w:t>
       </w:r>
     </w:p>
     <w:tbl>
@@ -2286,7 +2303,7 @@
               <w:jc w:val="left"/>
             </w:pPr>
             <w:r>
-              <w:t xml:space="preserve">Venture</w:t>
+              <w:t xml:space="preserve">Holding</w:t>
             </w:r>
           </w:p>
         </w:tc>
@@ -2304,7 +2321,7 @@
               <w:jc w:val="left"/>
             </w:pPr>
             <w:r>
-              <w:t xml:space="preserve">Day 1 amount</w:t>
+              <w:t xml:space="preserve">1882 shares and amount</w:t>
             </w:r>
           </w:p>
         </w:tc>
@@ -2322,7 +2339,7 @@
               <w:jc w:val="left"/>
             </w:pPr>
             <w:r>
-              <w:t xml:space="preserve">After the crash</w:t>
+              <w:t xml:space="preserve">After the panic (1893)</w:t>
             </w:r>
           </w:p>
         </w:tc>
@@ -2340,7 +2357,7 @@
               <w:jc w:val="left"/>
             </w:pPr>
             <w:r>
-              <w:t xml:space="preserve">After the boom</w:t>
+              <w:t xml:space="preserve">Held to 1901</w:t>
             </w:r>
           </w:p>
         </w:tc>
@@ -2356,7 +2373,7 @@
               <w:jc w:val="left"/>
             </w:pPr>
             <w:r>
-              <w:t xml:space="preserve">SPRK</w:t>
+              <w:t xml:space="preserve">ELEC (25, then 10, then 40)</w:t>
             </w:r>
           </w:p>
         </w:tc>
@@ -2390,7 +2407,7 @@
               <w:jc w:val="left"/>
             </w:pPr>
             <w:r>
-              <w:t xml:space="preserve">CLDB</w:t>
+              <w:t xml:space="preserve">RAIL (45, then 25, then 60)</w:t>
             </w:r>
           </w:p>
         </w:tc>
@@ -2424,7 +2441,7 @@
               <w:jc w:val="left"/>
             </w:pPr>
             <w:r>
-              <w:t xml:space="preserve">WLLW</w:t>
+              <w:t xml:space="preserve">OIL (30, then 28, then 40)</w:t>
             </w:r>
           </w:p>
         </w:tc>
@@ -2458,7 +2475,7 @@
               <w:jc w:val="left"/>
             </w:pPr>
             <w:r>
-              <w:t xml:space="preserve">MDOW</w:t>
+              <w:t xml:space="preserve">GAS (26, then 24, then 30)</w:t>
             </w:r>
           </w:p>
         </w:tc>
@@ -2492,7 +2509,7 @@
               <w:jc w:val="left"/>
             </w:pPr>
             <w:r>
-              <w:t xml:space="preserve">SEAL</w:t>
+              <w:t xml:space="preserve">BANK (plus 3 percent each round)</w:t>
             </w:r>
           </w:p>
         </w:tc>
@@ -2526,7 +2543,7 @@
               <w:jc w:val="left"/>
             </w:pPr>
             <w:r>
-              <w:t xml:space="preserve">HNYP</w:t>
+              <w:t xml:space="preserve">Cash</w:t>
             </w:r>
           </w:p>
         </w:tc>
@@ -2574,7 +2591,7 @@
               <w:jc w:val="left"/>
             </w:pPr>
             <w:r>
-              <w:t xml:space="preserve">25,000</w:t>
+              <w:t xml:space="preserve">1,000</w:t>
             </w:r>
           </w:p>
         </w:tc>
@@ -2595,7 +2612,7 @@
     <w:sectPr>
       <w:headerReference w:type="default" r:id="rId9"/>
       <w:pgSz w:w="12240" w:h="15840"/>
-      <w:pgMar w:top="1296" w:bottom="1296" w:left="1296" w:right="1296" w:header="504"/>
+      <w:pgMar w:top="1440" w:bottom="1440" w:left="1440" w:right="1440" w:header="504"/>
     </w:sectPr>
   </w:body>
 </w:document>

--- a/downloads/handouts/Unit 02/Handout 02.16 - Three Portfolios and a Shock.docx
+++ b/downloads/handouts/Unit 02/Handout 02.16 - Three Portfolios and a Shock.docx
@@ -2126,7 +2126,7 @@
         <w:pStyle w:val="FirstParagraph"/>
       </w:pPr>
       <w:r>
-        <w:t xml:space="preserve">______________________________________________________________________</w:t>
+        <w:t xml:space="preserve">Answer: ______________________________________________________________________</w:t>
       </w:r>
     </w:p>
     <w:p>
@@ -2138,7 +2138,7 @@
         <w:pStyle w:val="Compact"/>
       </w:pPr>
       <w:r>
-        <w:t xml:space="preserve">Which portfolio would you want in a recovery? Why (use a number)?</w:t>
+        <w:t xml:space="preserve">Which portfolio would you want in a recovery (when prices climb back)? Why (use a number)?</w:t>
       </w:r>
     </w:p>
     <w:p>
@@ -2146,7 +2146,7 @@
         <w:pStyle w:val="FirstParagraph"/>
       </w:pPr>
       <w:r>
-        <w:t xml:space="preserve">______________________________________________________________________</w:t>
+        <w:t xml:space="preserve">Answer: ______________________________________________________________________</w:t>
       </w:r>
     </w:p>
     <w:p>
@@ -2158,30 +2158,24 @@
         <w:pStyle w:val="Compact"/>
       </w:pPr>
       <w:r>
-        <w:t xml:space="preserve">In 1882 nobody knew the Panic of 1893 was coming. That is the real situation. Which portfolio do you pick, and what are you giving up to pick it?</w:t>
+        <w:t xml:space="preserve">In 1882 nobody knew the Panic of 1893 was coming. That is the real situation. (a) Which portfolio do you pick? (b) What are you giving up to pick it?</w:t>
       </w:r>
     </w:p>
     <w:p>
-      <w:pPr>
-        <w:pStyle w:val="FirstParagraph"/>
-      </w:pPr>
       <w:r>
-        <w:t xml:space="preserve">______________________________________________________________________</w:t>
+        <w:br w:type="page"/>
       </w:r>
     </w:p>
     <w:p>
-      <w:pPr>
-        <w:pStyle w:val="BodyText"/>
-      </w:pPr>
       <w:r>
-        <w:t xml:space="preserve">______________________________________________________________________</w:t>
+        <w:br w:type="page"/>
       </w:r>
     </w:p>
     <w:p>
       <w:pPr>
         <w:numPr>
           <w:ilvl w:val="0"/>
-          <w:numId w:val="1004"/>
+          <w:numId w:val="1005"/>
         </w:numPr>
         <w:pStyle w:val="Compact"/>
       </w:pPr>
@@ -2194,7 +2188,7 @@
         <w:pStyle w:val="FirstParagraph"/>
       </w:pPr>
       <w:r>
-        <w:t xml:space="preserve">______________________________________________________________________</w:t>
+        <w:t xml:space="preserve">Answer: ______________________________________________________________________</w:t>
       </w:r>
     </w:p>
     <w:p>
@@ -2244,15 +2238,7 @@
         <w:pStyle w:val="BodyText"/>
       </w:pPr>
       <w:r>
-        <w:t xml:space="preserve">I will: rebalance / hold. Because:</w:t>
-      </w:r>
-    </w:p>
-    <w:p>
-      <w:pPr>
-        <w:pStyle w:val="BodyText"/>
-      </w:pPr>
-      <w:r>
-        <w:t xml:space="preserve">______________________________________________________________________</w:t>
+        <w:t xml:space="preserve">I will: rebalance / hold. Because: ______________________________________________________________________</w:t>
       </w:r>
     </w:p>
     <w:p>
@@ -3127,8 +3113,120 @@
       </w:pPr>
     </w:lvl>
   </w:abstractNum>
+  <w:abstractNum w:abstractNumId="99731">
+    <w:nsid w:val="b3cbbdee"/>
+    <w:multiLevelType w:val="multilevel"/>
+    <w:lvl w:ilvl="0">
+      <w:start w:val="1"/>
+      <w:numFmt w:val="lowerLetter"/>
+      <w:lvlText w:val="(%1)"/>
+      <w:lvlJc w:val="left"/>
+      <w:pPr>
+        <w:tabs>
+          <w:tab w:val="num" w:pos="0"/>
+        </w:tabs>
+        <w:ind w:left="480" w:hanging="480"/>
+      </w:pPr>
+    </w:lvl>
+    <w:lvl w:ilvl="1">
+      <w:start w:val="1"/>
+      <w:numFmt w:val="lowerLetter"/>
+      <w:lvlText w:val="(%2)"/>
+      <w:lvlJc w:val="left"/>
+      <w:pPr>
+        <w:tabs>
+          <w:tab w:val="num" w:pos="720"/>
+        </w:tabs>
+        <w:ind w:left="1200" w:hanging="480"/>
+      </w:pPr>
+    </w:lvl>
+    <w:lvl w:ilvl="2">
+      <w:start w:val="1"/>
+      <w:numFmt w:val="lowerLetter"/>
+      <w:lvlText w:val="(%3)"/>
+      <w:lvlJc w:val="left"/>
+      <w:pPr>
+        <w:tabs>
+          <w:tab w:val="num" w:pos="1440"/>
+        </w:tabs>
+        <w:ind w:left="1920" w:hanging="480"/>
+      </w:pPr>
+    </w:lvl>
+    <w:lvl w:ilvl="3">
+      <w:start w:val="1"/>
+      <w:numFmt w:val="lowerLetter"/>
+      <w:lvlText w:val="(%4)"/>
+      <w:lvlJc w:val="left"/>
+      <w:pPr>
+        <w:tabs>
+          <w:tab w:val="num" w:pos="2160"/>
+        </w:tabs>
+        <w:ind w:left="2640" w:hanging="480"/>
+      </w:pPr>
+    </w:lvl>
+    <w:lvl w:ilvl="4">
+      <w:start w:val="1"/>
+      <w:numFmt w:val="lowerLetter"/>
+      <w:lvlText w:val="(%5)"/>
+      <w:lvlJc w:val="left"/>
+      <w:pPr>
+        <w:tabs>
+          <w:tab w:val="num" w:pos="2880"/>
+        </w:tabs>
+        <w:ind w:left="3360" w:hanging="480"/>
+      </w:pPr>
+    </w:lvl>
+    <w:lvl w:ilvl="5">
+      <w:start w:val="1"/>
+      <w:numFmt w:val="lowerLetter"/>
+      <w:lvlText w:val="(%6)"/>
+      <w:lvlJc w:val="left"/>
+      <w:pPr>
+        <w:tabs>
+          <w:tab w:val="num" w:pos="3600"/>
+        </w:tabs>
+        <w:ind w:left="4080" w:hanging="480"/>
+      </w:pPr>
+    </w:lvl>
+    <w:lvl w:ilvl="6">
+      <w:start w:val="1"/>
+      <w:numFmt w:val="lowerLetter"/>
+      <w:lvlText w:val="(%7)"/>
+      <w:lvlJc w:val="left"/>
+      <w:pPr>
+        <w:tabs>
+          <w:tab w:val="num" w:pos="4320"/>
+        </w:tabs>
+        <w:ind w:left="4800" w:hanging="480"/>
+      </w:pPr>
+    </w:lvl>
+    <w:lvl w:ilvl="7">
+      <w:start w:val="1"/>
+      <w:numFmt w:val="lowerLetter"/>
+      <w:lvlText w:val="(%8)"/>
+      <w:lvlJc w:val="left"/>
+      <w:pPr>
+        <w:tabs>
+          <w:tab w:val="num" w:pos="5040"/>
+        </w:tabs>
+        <w:ind w:left="5520" w:hanging="480"/>
+      </w:pPr>
+    </w:lvl>
+    <w:lvl w:ilvl="8">
+      <w:start w:val="1"/>
+      <w:numFmt w:val="lowerLetter"/>
+      <w:lvlText w:val="(%9)"/>
+      <w:lvlJc w:val="left"/>
+      <w:pPr>
+        <w:tabs>
+          <w:tab w:val="num" w:pos="5760"/>
+        </w:tabs>
+        <w:ind w:left="6240" w:hanging="480"/>
+      </w:pPr>
+    </w:lvl>
+  </w:abstractNum>
   <w:abstractNum w:abstractNumId="99414">
-    <w:nsid w:val="b3cbbdee"/>
+    <w:nsid w:val="4fbe019a"/>
     <w:multiLevelType w:val="multilevel"/>
     <w:lvl w:ilvl="0">
       <w:start w:val="4"/>
@@ -3333,6 +3431,36 @@
     </w:lvlOverride>
   </w:num>
   <w:num w:numId="1004">
+    <w:abstractNumId w:val="99731"/>
+    <w:lvlOverride w:ilvl="0">
+      <w:startOverride w:val="1"/>
+    </w:lvlOverride>
+    <w:lvlOverride w:ilvl="1">
+      <w:startOverride w:val="1"/>
+    </w:lvlOverride>
+    <w:lvlOverride w:ilvl="2">
+      <w:startOverride w:val="1"/>
+    </w:lvlOverride>
+    <w:lvlOverride w:ilvl="3">
+      <w:startOverride w:val="1"/>
+    </w:lvlOverride>
+    <w:lvlOverride w:ilvl="4">
+      <w:startOverride w:val="1"/>
+    </w:lvlOverride>
+    <w:lvlOverride w:ilvl="5">
+      <w:startOverride w:val="1"/>
+    </w:lvlOverride>
+    <w:lvlOverride w:ilvl="6">
+      <w:startOverride w:val="1"/>
+    </w:lvlOverride>
+    <w:lvlOverride w:ilvl="7">
+      <w:startOverride w:val="1"/>
+    </w:lvlOverride>
+    <w:lvlOverride w:ilvl="8">
+      <w:startOverride w:val="1"/>
+    </w:lvlOverride>
+  </w:num>
+  <w:num w:numId="1005">
     <w:abstractNumId w:val="99414"/>
     <w:lvlOverride w:ilvl="0">
       <w:startOverride w:val="4"/>
